--- a/Course/2 Component 2 - Algorithms and Programming/2.1 Elements of Computational Thinking/2.1.3 Thinking Procedurally/2 Revision Notes (editable).docx
+++ b/Course/2 Component 2 - Algorithms and Programming/2.1 Elements of Computational Thinking/2.1.3 Thinking Procedurally/2 Revision Notes (editable).docx
@@ -7,12 +7,17 @@
         <w:pStyle w:val="Heading1"/>
       </w:pPr>
       <w:r>
+        <w:rPr>
+          <w:b w:val="0"/>
+          <w:i w:val="0"/>
+        </w:rPr>
         <w:t>Revision — 2.1.3 Thinking Procedurally</w:t>
       </w:r>
     </w:p>
     <w:p>
       <w:r>
         <w:rPr>
+          <w:b w:val="0"/>
           <w:i/>
         </w:rPr>
         <w:t>OCR H446 — one-page revision summary</w:t>
@@ -23,6 +28,10 @@
         <w:pStyle w:val="Heading2"/>
       </w:pPr>
       <w:r>
+        <w:rPr>
+          <w:b w:val="0"/>
+          <w:i w:val="0"/>
+        </w:rPr>
         <w:t>Must know</w:t>
       </w:r>
     </w:p>
@@ -33,28 +42,43 @@
       <w:r>
         <w:rPr>
           <w:b/>
+          <w:i w:val="0"/>
         </w:rPr>
         <w:t>Thinking procedurally</w:t>
       </w:r>
       <w:r>
+        <w:rPr>
+          <w:b w:val="0"/>
+          <w:i w:val="0"/>
+        </w:rPr>
         <w:t xml:space="preserve"> = breaking a problem into an </w:t>
       </w:r>
       <w:r>
         <w:rPr>
           <w:b/>
+          <w:i w:val="0"/>
         </w:rPr>
         <w:t>ordered sequence of steps</w:t>
       </w:r>
       <w:r>
+        <w:rPr>
+          <w:b w:val="0"/>
+          <w:i w:val="0"/>
+        </w:rPr>
         <w:t xml:space="preserve"> and </w:t>
       </w:r>
       <w:r>
         <w:rPr>
           <w:b/>
+          <w:i w:val="0"/>
         </w:rPr>
         <w:t>sub-procedures</w:t>
       </w:r>
       <w:r>
+        <w:rPr>
+          <w:b w:val="0"/>
+          <w:i w:val="0"/>
+        </w:rPr>
         <w:t xml:space="preserve"> (decomposition), then arranging them in the correct order.</w:t>
       </w:r>
     </w:p>
@@ -65,10 +89,15 @@
       <w:r>
         <w:rPr>
           <w:b/>
+          <w:i w:val="0"/>
         </w:rPr>
         <w:t>Decomposition</w:t>
       </w:r>
       <w:r>
+        <w:rPr>
+          <w:b w:val="0"/>
+          <w:i w:val="0"/>
+        </w:rPr>
         <w:t xml:space="preserve"> splits a large problem into smaller, more manageable sub-problems, each solved by its own sub-procedure/subroutine.</w:t>
       </w:r>
     </w:p>
@@ -77,15 +106,24 @@
         <w:pStyle w:val="ListBullet"/>
       </w:pPr>
       <w:r>
+        <w:rPr>
+          <w:b w:val="0"/>
+          <w:i w:val="0"/>
+        </w:rPr>
         <w:t xml:space="preserve">Each sub-procedure should do </w:t>
       </w:r>
       <w:r>
         <w:rPr>
           <w:b/>
+          <w:i w:val="0"/>
         </w:rPr>
         <w:t>one clear job</w:t>
       </w:r>
       <w:r>
+        <w:rPr>
+          <w:b w:val="0"/>
+          <w:i w:val="0"/>
+        </w:rPr>
         <w:t>, making the solution easier to design, test, reuse and maintain.</w:t>
       </w:r>
     </w:p>
@@ -96,19 +134,29 @@
       <w:r>
         <w:rPr>
           <w:b/>
+          <w:i w:val="0"/>
         </w:rPr>
         <w:t>Order matters:</w:t>
       </w:r>
       <w:r>
+        <w:rPr>
+          <w:b w:val="0"/>
+          <w:i w:val="0"/>
+        </w:rPr>
         <w:t xml:space="preserve"> some steps depend on the </w:t>
       </w:r>
       <w:r>
         <w:rPr>
           <w:b/>
+          <w:i w:val="0"/>
         </w:rPr>
         <w:t>output of earlier steps</w:t>
       </w:r>
       <w:r>
+        <w:rPr>
+          <w:b w:val="0"/>
+          <w:i w:val="0"/>
+        </w:rPr>
         <w:t xml:space="preserve"> and must run after them; state which dependencies fix the sequence.</w:t>
       </w:r>
     </w:p>
@@ -117,15 +165,24 @@
         <w:pStyle w:val="ListBullet"/>
       </w:pPr>
       <w:r>
+        <w:rPr>
+          <w:b w:val="0"/>
+          <w:i w:val="0"/>
+        </w:rPr>
         <w:t xml:space="preserve">Sub-procedures can be </w:t>
       </w:r>
       <w:r>
         <w:rPr>
           <w:b/>
+          <w:i w:val="0"/>
         </w:rPr>
         <w:t>reused</w:t>
       </w:r>
       <w:r>
+        <w:rPr>
+          <w:b w:val="0"/>
+          <w:i w:val="0"/>
+        </w:rPr>
         <w:t xml:space="preserve"> (called from several places) and combined to build the whole solution — this links to reusable components (2.1.2).</w:t>
       </w:r>
     </w:p>
@@ -134,33 +191,52 @@
         <w:pStyle w:val="ListBullet"/>
       </w:pPr>
       <w:r>
+        <w:rPr>
+          <w:b w:val="0"/>
+          <w:i w:val="0"/>
+        </w:rPr>
         <w:t xml:space="preserve">Contrast with </w:t>
       </w:r>
       <w:r>
         <w:rPr>
           <w:b/>
+          <w:i w:val="0"/>
         </w:rPr>
         <w:t>abstraction</w:t>
       </w:r>
       <w:r>
+        <w:rPr>
+          <w:b w:val="0"/>
+          <w:i w:val="0"/>
+        </w:rPr>
         <w:t xml:space="preserve"> (2.1.1): abstraction </w:t>
       </w:r>
       <w:r>
         <w:rPr>
+          <w:b w:val="0"/>
           <w:i/>
         </w:rPr>
         <w:t>removes</w:t>
       </w:r>
       <w:r>
+        <w:rPr>
+          <w:b w:val="0"/>
+          <w:i w:val="0"/>
+        </w:rPr>
         <w:t xml:space="preserve"> detail; decomposition/procedural thinking </w:t>
       </w:r>
       <w:r>
         <w:rPr>
+          <w:b w:val="0"/>
           <w:i/>
         </w:rPr>
         <w:t>breaks the problem into ordered sub-steps</w:t>
       </w:r>
       <w:r>
+        <w:rPr>
+          <w:b w:val="0"/>
+          <w:i w:val="0"/>
+        </w:rPr>
         <w:t>.</w:t>
       </w:r>
     </w:p>
@@ -169,6 +245,10 @@
         <w:pStyle w:val="Heading2"/>
       </w:pPr>
       <w:r>
+        <w:rPr>
+          <w:b w:val="0"/>
+          <w:i w:val="0"/>
+        </w:rPr>
         <w:t>Key terms</w:t>
       </w:r>
     </w:p>
@@ -197,6 +277,7 @@
             <w:r>
               <w:rPr>
                 <w:b/>
+                <w:i w:val="0"/>
               </w:rPr>
               <w:t>Term</w:t>
             </w:r>
@@ -216,6 +297,7 @@
             <w:r>
               <w:rPr>
                 <w:b/>
+                <w:i w:val="0"/>
               </w:rPr>
               <w:t>Definition</w:t>
             </w:r>
@@ -230,6 +312,10 @@
           <w:p>
             <w:r/>
             <w:r>
+              <w:rPr>
+                <w:b w:val="0"/>
+                <w:i w:val="0"/>
+              </w:rPr>
               <w:t>Thinking procedurally</w:t>
             </w:r>
           </w:p>
@@ -241,6 +327,10 @@
           <w:p>
             <w:r/>
             <w:r>
+              <w:rPr>
+                <w:b w:val="0"/>
+                <w:i w:val="0"/>
+              </w:rPr>
               <w:t>Breaking a problem into an ordered sequence of steps/sub-procedures</w:t>
             </w:r>
           </w:p>
@@ -254,6 +344,10 @@
           <w:p>
             <w:r/>
             <w:r>
+              <w:rPr>
+                <w:b w:val="0"/>
+                <w:i w:val="0"/>
+              </w:rPr>
               <w:t>Decomposition</w:t>
             </w:r>
           </w:p>
@@ -265,6 +359,10 @@
           <w:p>
             <w:r/>
             <w:r>
+              <w:rPr>
+                <w:b w:val="0"/>
+                <w:i w:val="0"/>
+              </w:rPr>
               <w:t>Splitting a problem into smaller sub-problems</w:t>
             </w:r>
           </w:p>
@@ -278,6 +376,10 @@
           <w:p>
             <w:r/>
             <w:r>
+              <w:rPr>
+                <w:b w:val="0"/>
+                <w:i w:val="0"/>
+              </w:rPr>
               <w:t>Sub-procedure / subroutine</w:t>
             </w:r>
           </w:p>
@@ -289,6 +391,10 @@
           <w:p>
             <w:r/>
             <w:r>
+              <w:rPr>
+                <w:b w:val="0"/>
+                <w:i w:val="0"/>
+              </w:rPr>
               <w:t>A named block of code doing one part of the task</w:t>
             </w:r>
           </w:p>
@@ -302,6 +408,10 @@
           <w:p>
             <w:r/>
             <w:r>
+              <w:rPr>
+                <w:b w:val="0"/>
+                <w:i w:val="0"/>
+              </w:rPr>
               <w:t>Sequence</w:t>
             </w:r>
           </w:p>
@@ -313,6 +423,10 @@
           <w:p>
             <w:r/>
             <w:r>
+              <w:rPr>
+                <w:b w:val="0"/>
+                <w:i w:val="0"/>
+              </w:rPr>
               <w:t>The order in which steps/procedures are carried out</w:t>
             </w:r>
           </w:p>
@@ -326,6 +440,10 @@
           <w:p>
             <w:r/>
             <w:r>
+              <w:rPr>
+                <w:b w:val="0"/>
+                <w:i w:val="0"/>
+              </w:rPr>
               <w:t>Dependency</w:t>
             </w:r>
           </w:p>
@@ -337,6 +455,10 @@
           <w:p>
             <w:r/>
             <w:r>
+              <w:rPr>
+                <w:b w:val="0"/>
+                <w:i w:val="0"/>
+              </w:rPr>
               <w:t>When one step needs the output of an earlier step</w:t>
             </w:r>
           </w:p>
@@ -350,6 +472,10 @@
           <w:p>
             <w:r/>
             <w:r>
+              <w:rPr>
+                <w:b w:val="0"/>
+                <w:i w:val="0"/>
+              </w:rPr>
               <w:t>Modularity</w:t>
             </w:r>
           </w:p>
@@ -361,6 +487,10 @@
           <w:p>
             <w:r/>
             <w:r>
+              <w:rPr>
+                <w:b w:val="0"/>
+                <w:i w:val="0"/>
+              </w:rPr>
               <w:t>Building a solution from separate, self-contained parts</w:t>
             </w:r>
           </w:p>
@@ -374,6 +504,10 @@
           <w:p>
             <w:r/>
             <w:r>
+              <w:rPr>
+                <w:b w:val="0"/>
+                <w:i w:val="0"/>
+              </w:rPr>
               <w:t>Parameter</w:t>
             </w:r>
           </w:p>
@@ -385,6 +519,10 @@
           <w:p>
             <w:r/>
             <w:r>
+              <w:rPr>
+                <w:b w:val="0"/>
+                <w:i w:val="0"/>
+              </w:rPr>
               <w:t>A value passed into a sub-procedure to make it general/reusable</w:t>
             </w:r>
           </w:p>
@@ -397,11 +535,19 @@
         <w:pStyle w:val="Heading2"/>
       </w:pPr>
       <w:r>
+        <w:rPr>
+          <w:b w:val="0"/>
+          <w:i w:val="0"/>
+        </w:rPr>
         <w:t>Worked example / how to — decompose an online cinema booking system</w:t>
       </w:r>
     </w:p>
     <w:p>
       <w:r>
+        <w:rPr>
+          <w:b w:val="0"/>
+          <w:i w:val="0"/>
+        </w:rPr>
         <w:t>Break the problem into ordered sub-procedures:</w:t>
       </w:r>
     </w:p>
@@ -412,11 +558,17 @@
       <w:r>
         <w:rPr>
           <w:rFonts w:ascii="Consolas" w:hAnsi="Consolas"/>
+          <w:b w:val="0"/>
+          <w:i w:val="0"/>
           <w:sz w:val="19"/>
         </w:rPr>
         <w:t>selectFilmAndShowtime()</w:t>
       </w:r>
       <w:r>
+        <w:rPr>
+          <w:b w:val="0"/>
+          <w:i w:val="0"/>
+        </w:rPr>
         <w:t xml:space="preserve"> — choose film, date and time.</w:t>
       </w:r>
     </w:p>
@@ -427,11 +579,17 @@
       <w:r>
         <w:rPr>
           <w:rFonts w:ascii="Consolas" w:hAnsi="Consolas"/>
+          <w:b w:val="0"/>
+          <w:i w:val="0"/>
           <w:sz w:val="19"/>
         </w:rPr>
         <w:t>checkSeatAvailability()</w:t>
       </w:r>
       <w:r>
+        <w:rPr>
+          <w:b w:val="0"/>
+          <w:i w:val="0"/>
+        </w:rPr>
         <w:t xml:space="preserve"> — depends on step 1's output (which showing).</w:t>
       </w:r>
     </w:p>
@@ -442,11 +600,17 @@
       <w:r>
         <w:rPr>
           <w:rFonts w:ascii="Consolas" w:hAnsi="Consolas"/>
+          <w:b w:val="0"/>
+          <w:i w:val="0"/>
           <w:sz w:val="19"/>
         </w:rPr>
         <w:t>chooseSeats()</w:t>
       </w:r>
       <w:r>
+        <w:rPr>
+          <w:b w:val="0"/>
+          <w:i w:val="0"/>
+        </w:rPr>
         <w:t xml:space="preserve"> — depends on step 2 (only offer free seats).</w:t>
       </w:r>
     </w:p>
@@ -457,11 +621,17 @@
       <w:r>
         <w:rPr>
           <w:rFonts w:ascii="Consolas" w:hAnsi="Consolas"/>
+          <w:b w:val="0"/>
+          <w:i w:val="0"/>
           <w:sz w:val="19"/>
         </w:rPr>
         <w:t>takePayment()</w:t>
       </w:r>
       <w:r>
+        <w:rPr>
+          <w:b w:val="0"/>
+          <w:i w:val="0"/>
+        </w:rPr>
         <w:t xml:space="preserve"> — depends on step 3 (must know the price/number of seats).</w:t>
       </w:r>
     </w:p>
@@ -472,11 +642,17 @@
       <w:r>
         <w:rPr>
           <w:rFonts w:ascii="Consolas" w:hAnsi="Consolas"/>
+          <w:b w:val="0"/>
+          <w:i w:val="0"/>
           <w:sz w:val="19"/>
         </w:rPr>
         <w:t>confirmBookingAndUpdateSeatMap()</w:t>
       </w:r>
       <w:r>
+        <w:rPr>
+          <w:b w:val="0"/>
+          <w:i w:val="0"/>
+        </w:rPr>
         <w:t xml:space="preserve"> — depends on step 4 (only confirm once paid).</w:t>
       </w:r>
     </w:p>
@@ -487,19 +663,29 @@
       <w:r>
         <w:rPr>
           <w:b/>
+          <w:i w:val="0"/>
         </w:rPr>
         <w:t>Fixed order:</w:t>
       </w:r>
       <w:r>
+        <w:rPr>
+          <w:b w:val="0"/>
+          <w:i w:val="0"/>
+        </w:rPr>
         <w:t xml:space="preserve"> payment can't run before seats are chosen; the seat map can't update before payment succeeds — these </w:t>
       </w:r>
       <w:r>
         <w:rPr>
           <w:b/>
+          <w:i w:val="0"/>
         </w:rPr>
         <w:t>data dependencies</w:t>
       </w:r>
       <w:r>
+        <w:rPr>
+          <w:b w:val="0"/>
+          <w:i w:val="0"/>
+        </w:rPr>
         <w:t xml:space="preserve"> set the sequence.</w:t>
       </w:r>
     </w:p>
@@ -508,16 +694,26 @@
         <w:pStyle w:val="ListBullet"/>
       </w:pPr>
       <w:r>
+        <w:rPr>
+          <w:b w:val="0"/>
+          <w:i w:val="0"/>
+        </w:rPr>
         <w:t xml:space="preserve">Each routine does one job and could be reused (e.g. </w:t>
       </w:r>
       <w:r>
         <w:rPr>
           <w:rFonts w:ascii="Consolas" w:hAnsi="Consolas"/>
+          <w:b w:val="0"/>
+          <w:i w:val="0"/>
           <w:sz w:val="19"/>
         </w:rPr>
         <w:t>takePayment()</w:t>
       </w:r>
       <w:r>
+        <w:rPr>
+          <w:b w:val="0"/>
+          <w:i w:val="0"/>
+        </w:rPr>
         <w:t xml:space="preserve"> on other pages).</w:t>
       </w:r>
     </w:p>
@@ -526,6 +722,10 @@
         <w:pStyle w:val="Heading2"/>
       </w:pPr>
       <w:r>
+        <w:rPr>
+          <w:b w:val="0"/>
+          <w:i w:val="0"/>
+        </w:rPr>
         <w:t>Exam tips</w:t>
       </w:r>
     </w:p>
@@ -536,10 +736,15 @@
       <w:r>
         <w:rPr>
           <w:b/>
+          <w:i w:val="0"/>
         </w:rPr>
         <w:t>Apply, don't define</w:t>
       </w:r>
       <w:r>
+        <w:rPr>
+          <w:b w:val="0"/>
+          <w:i w:val="0"/>
+        </w:rPr>
         <w:t xml:space="preserve"> — name the scenario's actual sub-procedures and put them in order.</w:t>
       </w:r>
     </w:p>
@@ -548,15 +753,24 @@
         <w:pStyle w:val="ListBullet"/>
       </w:pPr>
       <w:r>
+        <w:rPr>
+          <w:b w:val="0"/>
+          <w:i w:val="0"/>
+        </w:rPr>
         <w:t xml:space="preserve">State </w:t>
       </w:r>
       <w:r>
         <w:rPr>
           <w:b/>
+          <w:i w:val="0"/>
         </w:rPr>
         <w:t>which steps depend on earlier outputs</w:t>
       </w:r>
       <w:r>
+        <w:rPr>
+          <w:b w:val="0"/>
+          <w:i w:val="0"/>
+        </w:rPr>
         <w:t xml:space="preserve"> to justify the sequence — this is what earns AO2 marks.</w:t>
       </w:r>
     </w:p>
@@ -565,24 +779,38 @@
         <w:pStyle w:val="ListBullet"/>
       </w:pPr>
       <w:r>
+        <w:rPr>
+          <w:b w:val="0"/>
+          <w:i w:val="0"/>
+        </w:rPr>
         <w:t xml:space="preserve">Keep </w:t>
       </w:r>
       <w:r>
         <w:rPr>
           <w:b/>
+          <w:i w:val="0"/>
         </w:rPr>
         <w:t>decomposition</w:t>
       </w:r>
       <w:r>
+        <w:rPr>
+          <w:b w:val="0"/>
+          <w:i w:val="0"/>
+        </w:rPr>
         <w:t xml:space="preserve"> (split into steps) distinct from </w:t>
       </w:r>
       <w:r>
         <w:rPr>
           <w:b/>
+          <w:i w:val="0"/>
         </w:rPr>
         <w:t>abstraction</w:t>
       </w:r>
       <w:r>
+        <w:rPr>
+          <w:b w:val="0"/>
+          <w:i w:val="0"/>
+        </w:rPr>
         <w:t xml:space="preserve"> (remove detail).</w:t>
       </w:r>
     </w:p>
@@ -591,15 +819,24 @@
         <w:pStyle w:val="ListBullet"/>
       </w:pPr>
       <w:r>
+        <w:rPr>
+          <w:b w:val="0"/>
+          <w:i w:val="0"/>
+        </w:rPr>
         <w:t xml:space="preserve">Note where a sub-procedure could be </w:t>
       </w:r>
       <w:r>
         <w:rPr>
           <w:b/>
+          <w:i w:val="0"/>
         </w:rPr>
         <w:t>reused</w:t>
       </w:r>
       <w:r>
+        <w:rPr>
+          <w:b w:val="0"/>
+          <w:i w:val="0"/>
+        </w:rPr>
         <w:t>, linking to thinking ahead (2.1.2).</w:t>
       </w:r>
     </w:p>
